--- a/examples/projects/dr_timbo/reports/Dr_Timbo_Handover_Report.docx
+++ b/examples/projects/dr_timbo/reports/Dr_Timbo_Handover_Report.docx
@@ -1176,7 +1176,7 @@
       <w:r>
         <w:drawing>
           <wp:inline xmlns:a="http://schemas.openxmlformats.org/drawingml/2006/main" xmlns:pic="http://schemas.openxmlformats.org/drawingml/2006/picture">
-            <wp:extent cx="4680000" cy="5329725"/>
+            <wp:extent cx="4680000" cy="5333023"/>
             <wp:docPr id="1" name="Picture 1"/>
             <wp:cNvGraphicFramePr>
               <a:graphicFrameLocks noChangeAspect="1"/>
@@ -1197,7 +1197,7 @@
                   <pic:spPr>
                     <a:xfrm>
                       <a:off x="0" y="0"/>
-                      <a:ext cx="4680000" cy="5329725"/>
+                      <a:ext cx="4680000" cy="5333023"/>
                     </a:xfrm>
                     <a:prstGeom prst="rect"/>
                   </pic:spPr>

--- a/examples/projects/dr_timbo/reports/Dr_Timbo_Handover_Report.docx
+++ b/examples/projects/dr_timbo/reports/Dr_Timbo_Handover_Report.docx
@@ -116,6 +116,72 @@
         <w:fldChar w:fldCharType="separate"/>
         <w:t>Right-click and choose Update Field to fill the table of contents.</w:t>
         <w:fldChar w:fldCharType="end"/>
+      </w:r>
+    </w:p>
+    <w:p>
+      <w:r>
+        <w:br w:type="page"/>
+      </w:r>
+    </w:p>
+    <w:p>
+      <w:pPr>
+        <w:pStyle w:val="Heading1"/>
+      </w:pPr>
+      <w:r>
+        <w:t>Executive Summary</w:t>
+      </w:r>
+    </w:p>
+    <w:p>
+      <w:pPr>
+        <w:jc w:val="both"/>
+      </w:pPr>
+      <w:r>
+        <w:rPr>
+          <w:b w:val="0"/>
+          <w:i w:val="0"/>
+        </w:rPr>
+        <w:t>This report hands over the completed borehole water supply at Dr. Timbo's Residence, Western Area Rural District. The borehole was drilled to 70 m and is recorded as successful. The recommended safe yield is 0.97 m3/h. The water requires treatment before drinking; see the water quality section.</w:t>
+      </w:r>
+    </w:p>
+    <w:p>
+      <w:r>
+        <w:rPr>
+          <w:b/>
+          <w:i w:val="0"/>
+        </w:rPr>
+        <w:t>Key findings:</w:t>
+      </w:r>
+    </w:p>
+    <w:p>
+      <w:pPr>
+        <w:pStyle w:val="ListBullet"/>
+      </w:pPr>
+      <w:r>
+        <w:t>Borehole depth: 70 m, Successful.</w:t>
+      </w:r>
+    </w:p>
+    <w:p>
+      <w:pPr>
+        <w:pStyle w:val="ListBullet"/>
+      </w:pPr>
+      <w:r>
+        <w:t>Safe yield: 0.97 m3/h.</w:t>
+      </w:r>
+    </w:p>
+    <w:p>
+      <w:pPr>
+        <w:pStyle w:val="ListBullet"/>
+      </w:pPr>
+      <w:r>
+        <w:t>Water safety: treatment required before drinking.</w:t>
+      </w:r>
+    </w:p>
+    <w:p>
+      <w:pPr>
+        <w:pStyle w:val="ListBullet"/>
+      </w:pPr>
+      <w:r>
+        <w:t>Keep this report with the WASH committee records and maintain the sanitary protection zone around the wellhead.</w:t>
       </w:r>
     </w:p>
     <w:p>
@@ -1042,7 +1108,7 @@
               <w:rPr>
                 <w:sz w:val="19"/>
               </w:rPr>
-              <w:t>40 m</w:t>
+              <w:t>39 m</w:t>
             </w:r>
           </w:p>
         </w:tc>
@@ -1102,7 +1168,7 @@
               <w:rPr>
                 <w:sz w:val="19"/>
               </w:rPr>
-              <w:t>1.01 m3/h</w:t>
+              <w:t>0.97 m3/h (0.28 to 1.2)</w:t>
             </w:r>
           </w:p>
         </w:tc>
@@ -1132,7 +1198,7 @@
               <w:rPr>
                 <w:sz w:val="19"/>
               </w:rPr>
-              <w:t>40 m</w:t>
+              <w:t>39 m</w:t>
             </w:r>
           </w:p>
         </w:tc>
@@ -1176,7 +1242,7 @@
       <w:r>
         <w:drawing>
           <wp:inline xmlns:a="http://schemas.openxmlformats.org/drawingml/2006/main" xmlns:pic="http://schemas.openxmlformats.org/drawingml/2006/picture">
-            <wp:extent cx="4680000" cy="5333023"/>
+            <wp:extent cx="4680000" cy="7090333"/>
             <wp:docPr id="1" name="Picture 1"/>
             <wp:cNvGraphicFramePr>
               <a:graphicFrameLocks noChangeAspect="1"/>
@@ -1185,7 +1251,7 @@
               <a:graphicData uri="http://schemas.openxmlformats.org/drawingml/2006/picture">
                 <pic:pic>
                   <pic:nvPicPr>
-                    <pic:cNvPr id="0" name="borehole_design.png"/>
+                    <pic:cNvPr id="0" name="borehole_design_Dr_Timbo_s_Residence.png"/>
                     <pic:cNvPicPr/>
                   </pic:nvPicPr>
                   <pic:blipFill>
@@ -1197,7 +1263,7 @@
                   <pic:spPr>
                     <a:xfrm>
                       <a:off x="0" y="0"/>
-                      <a:ext cx="4680000" cy="5333023"/>
+                      <a:ext cx="4680000" cy="7090333"/>
                     </a:xfrm>
                     <a:prstGeom prst="rect"/>
                   </pic:spPr>
@@ -1237,7 +1303,7 @@
           <w:b w:val="0"/>
           <w:i w:val="0"/>
         </w:rPr>
-        <w:t>The water does not meet the health based guideline value(s) for: Manganese. Treatment or an alternative source is required before the water is used for drinking.</w:t>
+        <w:t>The water does not meet the health based guideline value(s) for: Manganese, Total coliforms. Treatment or an alternative source is required before the water is used for drinking.</w:t>
       </w:r>
     </w:p>
     <w:p>
@@ -1401,6 +1467,64 @@
               <w:rPr>
                 <w:sz w:val="19"/>
               </w:rPr>
+              <w:t>Total coliforms</w:t>
+            </w:r>
+          </w:p>
+        </w:tc>
+        <w:tc>
+          <w:tcPr>
+            <w:tcW w:type="dxa" w:w="2268"/>
+          </w:tcPr>
+          <w:p>
+            <w:r/>
+            <w:r>
+              <w:rPr>
+                <w:sz w:val="19"/>
+              </w:rPr>
+              <w:t>4</w:t>
+            </w:r>
+          </w:p>
+        </w:tc>
+        <w:tc>
+          <w:tcPr>
+            <w:tcW w:type="dxa" w:w="2268"/>
+          </w:tcPr>
+          <w:p>
+            <w:r/>
+            <w:r>
+              <w:rPr>
+                <w:sz w:val="19"/>
+              </w:rPr>
+              <w:t>CFU/100 mL</w:t>
+            </w:r>
+          </w:p>
+        </w:tc>
+        <w:tc>
+          <w:tcPr>
+            <w:tcW w:type="dxa" w:w="2268"/>
+          </w:tcPr>
+          <w:p>
+            <w:r/>
+            <w:r>
+              <w:rPr>
+                <w:sz w:val="19"/>
+              </w:rPr>
+              <w:t>microbiological indicator detected above the limit (0); a health (faecal contamination) concern, not aesthetic</w:t>
+            </w:r>
+          </w:p>
+        </w:tc>
+      </w:tr>
+      <w:tr>
+        <w:tc>
+          <w:tcPr>
+            <w:tcW w:type="dxa" w:w="2268"/>
+          </w:tcPr>
+          <w:p>
+            <w:r/>
+            <w:r>
+              <w:rPr>
+                <w:sz w:val="19"/>
+              </w:rPr>
               <w:t>pH</w:t>
             </w:r>
           </w:p>
@@ -1443,7 +1567,7 @@
               <w:rPr>
                 <w:sz w:val="19"/>
               </w:rPr>
-              <w:t>exceeds the national standard limit (6.5-8.5)</w:t>
+              <w:t>exceeds the national acceptability limit (6.5-8.5)</w:t>
             </w:r>
           </w:p>
         </w:tc>
@@ -1501,65 +1625,7 @@
               <w:rPr>
                 <w:sz w:val="19"/>
               </w:rPr>
-              <w:t>exceeds the national standard limit (0.3)</w:t>
-            </w:r>
-          </w:p>
-        </w:tc>
-      </w:tr>
-      <w:tr>
-        <w:tc>
-          <w:tcPr>
-            <w:tcW w:type="dxa" w:w="2268"/>
-          </w:tcPr>
-          <w:p>
-            <w:r/>
-            <w:r>
-              <w:rPr>
-                <w:sz w:val="19"/>
-              </w:rPr>
-              <w:t>Total coliforms</w:t>
-            </w:r>
-          </w:p>
-        </w:tc>
-        <w:tc>
-          <w:tcPr>
-            <w:tcW w:type="dxa" w:w="2268"/>
-          </w:tcPr>
-          <w:p>
-            <w:r/>
-            <w:r>
-              <w:rPr>
-                <w:sz w:val="19"/>
-              </w:rPr>
-              <w:t>4</w:t>
-            </w:r>
-          </w:p>
-        </w:tc>
-        <w:tc>
-          <w:tcPr>
-            <w:tcW w:type="dxa" w:w="2268"/>
-          </w:tcPr>
-          <w:p>
-            <w:r/>
-            <w:r>
-              <w:rPr>
-                <w:sz w:val="19"/>
-              </w:rPr>
-              <w:t>CFU/100 mL</w:t>
-            </w:r>
-          </w:p>
-        </w:tc>
-        <w:tc>
-          <w:tcPr>
-            <w:tcW w:type="dxa" w:w="2268"/>
-          </w:tcPr>
-          <w:p>
-            <w:r/>
-            <w:r>
-              <w:rPr>
-                <w:sz w:val="19"/>
-              </w:rPr>
-              <w:t>exceeds the national standard limit (0)</w:t>
+              <w:t>exceeds the national acceptability limit (0.3)</w:t>
             </w:r>
           </w:p>
         </w:tc>
@@ -1716,7 +1782,7 @@
           <w:b/>
           <w:i w:val="0"/>
         </w:rPr>
-        <w:t>Operate the pump at no more than 1.01 m3/h and allow the recommended rest periods. If the water level reaches the pump intake, stop pumping and let the borehole recover.</w:t>
+        <w:t>Operate the pump at no more than 0.97 m3/h and allow the recommended rest periods. If the water level reaches the pump intake, stop pumping and let the borehole recover.</w:t>
       </w:r>
     </w:p>
     <w:p>
@@ -1988,6 +2054,14 @@
         <w:pStyle w:val="ListBullet"/>
       </w:pPr>
       <w:r>
+        <w:t>Specify uPVC or stainless steel (grade 304 or 316) for the rising main and pump components, and avoid galvanised iron and mild steel, which corrode rapidly in this water and are a leading cause of premature handpump failure. Inspect the rising main and pump rods for corrosion at each service.</w:t>
+      </w:r>
+    </w:p>
+    <w:p>
+      <w:pPr>
+        <w:pStyle w:val="ListBullet"/>
+      </w:pPr>
+      <w:r>
         <w:t>Implement the treatment measures in the water quality report before the water is used for drinking.</w:t>
       </w:r>
     </w:p>
@@ -2015,6 +2089,728 @@
         <w:t>Report persistent taste, odour or discolouration to the district water office and arrange a water quality test.</w:t>
       </w:r>
     </w:p>
+    <w:p>
+      <w:pPr>
+        <w:pStyle w:val="Heading1"/>
+      </w:pPr>
+      <w:r>
+        <w:t>References</w:t>
+      </w:r>
+    </w:p>
+    <w:p>
+      <w:pPr>
+        <w:spacing w:after="80"/>
+        <w:ind w:left="454" w:hanging="454"/>
+      </w:pPr>
+      <w:r>
+        <w:t>Rural Water Supply Network (2015). Professional Water Well Drilling: A UNICEF Guidance Note. St Gallen: RWSN / UNICEF.</w:t>
+      </w:r>
+    </w:p>
+    <w:p>
+      <w:pPr>
+        <w:spacing w:after="80"/>
+        <w:ind w:left="454" w:hanging="454"/>
+      </w:pPr>
+      <w:r>
+        <w:t>World Health Organization (2022). Guidelines for Drinking-water Quality, 4th edition incorporating the first and second addenda. Geneva: World Health Organization.</w:t>
+      </w:r>
+    </w:p>
+    <w:p>
+      <w:pPr>
+        <w:spacing w:after="80"/>
+        <w:ind w:left="454" w:hanging="454"/>
+      </w:pPr>
+      <w:r>
+        <w:t>Sierra Leone Standards Bureau. Sierra Leone Standard for drinking water quality (SLS). Freetown: SLSB.</w:t>
+      </w:r>
+    </w:p>
+    <w:p>
+      <w:pPr>
+        <w:pStyle w:val="Heading1"/>
+      </w:pPr>
+      <w:r>
+        <w:t>Glossary and Abbreviations</w:t>
+      </w:r>
+    </w:p>
+    <w:tbl>
+      <w:tblPr>
+        <w:tblStyle w:val="TableGrid"/>
+        <w:tblW w:type="auto" w:w="0"/>
+        <w:jc w:val="center"/>
+        <w:tblLook w:firstColumn="1" w:firstRow="1" w:lastColumn="0" w:lastRow="0" w:noHBand="0" w:noVBand="1" w:val="04A0"/>
+      </w:tblPr>
+      <w:tblGrid>
+        <w:gridCol w:w="4536"/>
+        <w:gridCol w:w="4536"/>
+      </w:tblGrid>
+      <w:tr>
+        <w:tc>
+          <w:tcPr>
+            <w:tcW w:type="dxa" w:w="1984"/>
+            <w:shd w:val="clear" w:fill="1F5C8B"/>
+          </w:tcPr>
+          <w:p>
+            <w:r/>
+            <w:r>
+              <w:rPr>
+                <w:b/>
+                <w:color w:val="FFFFFF"/>
+                <w:sz w:val="18"/>
+              </w:rPr>
+              <w:t>Term</w:t>
+            </w:r>
+          </w:p>
+        </w:tc>
+        <w:tc>
+          <w:tcPr>
+            <w:tcW w:type="dxa" w:w="6803"/>
+            <w:shd w:val="clear" w:fill="1F5C8B"/>
+          </w:tcPr>
+          <w:p>
+            <w:r/>
+            <w:r>
+              <w:rPr>
+                <w:b/>
+                <w:color w:val="FFFFFF"/>
+                <w:sz w:val="18"/>
+              </w:rPr>
+              <w:t>Meaning</w:t>
+            </w:r>
+          </w:p>
+        </w:tc>
+      </w:tr>
+      <w:tr>
+        <w:tc>
+          <w:tcPr>
+            <w:tcW w:type="dxa" w:w="1984"/>
+          </w:tcPr>
+          <w:p>
+            <w:r/>
+            <w:r>
+              <w:rPr>
+                <w:sz w:val="18"/>
+              </w:rPr>
+              <w:t>VES</w:t>
+            </w:r>
+          </w:p>
+        </w:tc>
+        <w:tc>
+          <w:tcPr>
+            <w:tcW w:type="dxa" w:w="6803"/>
+          </w:tcPr>
+          <w:p>
+            <w:r/>
+            <w:r>
+              <w:rPr>
+                <w:sz w:val="18"/>
+              </w:rPr>
+              <w:t>Vertical electrical sounding, a resistivity depth survey</w:t>
+            </w:r>
+          </w:p>
+        </w:tc>
+      </w:tr>
+      <w:tr>
+        <w:tc>
+          <w:tcPr>
+            <w:tcW w:type="dxa" w:w="1984"/>
+          </w:tcPr>
+          <w:p>
+            <w:r/>
+            <w:r>
+              <w:rPr>
+                <w:sz w:val="18"/>
+              </w:rPr>
+              <w:t>AB/2</w:t>
+            </w:r>
+          </w:p>
+        </w:tc>
+        <w:tc>
+          <w:tcPr>
+            <w:tcW w:type="dxa" w:w="6803"/>
+          </w:tcPr>
+          <w:p>
+            <w:r/>
+            <w:r>
+              <w:rPr>
+                <w:sz w:val="18"/>
+              </w:rPr>
+              <w:t>Half the current-electrode spacing in a Schlumberger array</w:t>
+            </w:r>
+          </w:p>
+        </w:tc>
+      </w:tr>
+      <w:tr>
+        <w:tc>
+          <w:tcPr>
+            <w:tcW w:type="dxa" w:w="1984"/>
+          </w:tcPr>
+          <w:p>
+            <w:r/>
+            <w:r>
+              <w:rPr>
+                <w:sz w:val="18"/>
+              </w:rPr>
+              <w:t>ohm-m</w:t>
+            </w:r>
+          </w:p>
+        </w:tc>
+        <w:tc>
+          <w:tcPr>
+            <w:tcW w:type="dxa" w:w="6803"/>
+          </w:tcPr>
+          <w:p>
+            <w:r/>
+            <w:r>
+              <w:rPr>
+                <w:sz w:val="18"/>
+              </w:rPr>
+              <w:t>Ohm-metre, the unit of electrical resistivity</w:t>
+            </w:r>
+          </w:p>
+        </w:tc>
+      </w:tr>
+      <w:tr>
+        <w:tc>
+          <w:tcPr>
+            <w:tcW w:type="dxa" w:w="1984"/>
+          </w:tcPr>
+          <w:p>
+            <w:r/>
+            <w:r>
+              <w:rPr>
+                <w:sz w:val="18"/>
+              </w:rPr>
+              <w:t>ERR</w:t>
+            </w:r>
+          </w:p>
+        </w:tc>
+        <w:tc>
+          <w:tcPr>
+            <w:tcW w:type="dxa" w:w="6803"/>
+          </w:tcPr>
+          <w:p>
+            <w:r/>
+            <w:r>
+              <w:rPr>
+                <w:sz w:val="18"/>
+              </w:rPr>
+              <w:t>Root-mean-square misfit of the fitted layered model (percent)</w:t>
+            </w:r>
+          </w:p>
+        </w:tc>
+      </w:tr>
+      <w:tr>
+        <w:tc>
+          <w:tcPr>
+            <w:tcW w:type="dxa" w:w="1984"/>
+          </w:tcPr>
+          <w:p>
+            <w:r/>
+            <w:r>
+              <w:rPr>
+                <w:sz w:val="18"/>
+              </w:rPr>
+              <w:t>S (Dar-Zarrouk)</w:t>
+            </w:r>
+          </w:p>
+        </w:tc>
+        <w:tc>
+          <w:tcPr>
+            <w:tcW w:type="dxa" w:w="6803"/>
+          </w:tcPr>
+          <w:p>
+            <w:r/>
+            <w:r>
+              <w:rPr>
+                <w:sz w:val="18"/>
+              </w:rPr>
+              <w:t>Longitudinal conductance, sum of thickness/resistivity (siemens)</w:t>
+            </w:r>
+          </w:p>
+        </w:tc>
+      </w:tr>
+      <w:tr>
+        <w:tc>
+          <w:tcPr>
+            <w:tcW w:type="dxa" w:w="1984"/>
+          </w:tcPr>
+          <w:p>
+            <w:r/>
+            <w:r>
+              <w:rPr>
+                <w:sz w:val="18"/>
+              </w:rPr>
+              <w:t>T (Dar-Zarrouk)</w:t>
+            </w:r>
+          </w:p>
+        </w:tc>
+        <w:tc>
+          <w:tcPr>
+            <w:tcW w:type="dxa" w:w="6803"/>
+          </w:tcPr>
+          <w:p>
+            <w:r/>
+            <w:r>
+              <w:rPr>
+                <w:sz w:val="18"/>
+              </w:rPr>
+              <w:t>Transverse resistance, sum of thickness x resistivity (ohm m2)</w:t>
+            </w:r>
+          </w:p>
+        </w:tc>
+      </w:tr>
+      <w:tr>
+        <w:tc>
+          <w:tcPr>
+            <w:tcW w:type="dxa" w:w="1984"/>
+          </w:tcPr>
+          <w:p>
+            <w:r/>
+            <w:r>
+              <w:rPr>
+                <w:sz w:val="18"/>
+              </w:rPr>
+              <w:t>SWL</w:t>
+            </w:r>
+          </w:p>
+        </w:tc>
+        <w:tc>
+          <w:tcPr>
+            <w:tcW w:type="dxa" w:w="6803"/>
+          </w:tcPr>
+          <w:p>
+            <w:r/>
+            <w:r>
+              <w:rPr>
+                <w:sz w:val="18"/>
+              </w:rPr>
+              <w:t>Static water level, the rest water level before pumping</w:t>
+            </w:r>
+          </w:p>
+        </w:tc>
+      </w:tr>
+      <w:tr>
+        <w:tc>
+          <w:tcPr>
+            <w:tcW w:type="dxa" w:w="1984"/>
+          </w:tcPr>
+          <w:p>
+            <w:r/>
+            <w:r>
+              <w:rPr>
+                <w:sz w:val="18"/>
+              </w:rPr>
+              <w:t>DWL</w:t>
+            </w:r>
+          </w:p>
+        </w:tc>
+        <w:tc>
+          <w:tcPr>
+            <w:tcW w:type="dxa" w:w="6803"/>
+          </w:tcPr>
+          <w:p>
+            <w:r/>
+            <w:r>
+              <w:rPr>
+                <w:sz w:val="18"/>
+              </w:rPr>
+              <w:t>Dynamic water level, the water level during pumping</w:t>
+            </w:r>
+          </w:p>
+        </w:tc>
+      </w:tr>
+      <w:tr>
+        <w:tc>
+          <w:tcPr>
+            <w:tcW w:type="dxa" w:w="1984"/>
+          </w:tcPr>
+          <w:p>
+            <w:r/>
+            <w:r>
+              <w:rPr>
+                <w:sz w:val="18"/>
+              </w:rPr>
+              <w:t>T (transmissivity)</w:t>
+            </w:r>
+          </w:p>
+        </w:tc>
+        <w:tc>
+          <w:tcPr>
+            <w:tcW w:type="dxa" w:w="6803"/>
+          </w:tcPr>
+          <w:p>
+            <w:r/>
+            <w:r>
+              <w:rPr>
+                <w:sz w:val="18"/>
+              </w:rPr>
+              <w:t>Aquifer transmissivity (m2/day)</w:t>
+            </w:r>
+          </w:p>
+        </w:tc>
+      </w:tr>
+      <w:tr>
+        <w:tc>
+          <w:tcPr>
+            <w:tcW w:type="dxa" w:w="1984"/>
+          </w:tcPr>
+          <w:p>
+            <w:r/>
+            <w:r>
+              <w:rPr>
+                <w:sz w:val="18"/>
+              </w:rPr>
+              <w:t>S (storativity)</w:t>
+            </w:r>
+          </w:p>
+        </w:tc>
+        <w:tc>
+          <w:tcPr>
+            <w:tcW w:type="dxa" w:w="6803"/>
+          </w:tcPr>
+          <w:p>
+            <w:r/>
+            <w:r>
+              <w:rPr>
+                <w:sz w:val="18"/>
+              </w:rPr>
+              <w:t>Aquifer storage coefficient (dimensionless)</w:t>
+            </w:r>
+          </w:p>
+        </w:tc>
+      </w:tr>
+      <w:tr>
+        <w:tc>
+          <w:tcPr>
+            <w:tcW w:type="dxa" w:w="1984"/>
+          </w:tcPr>
+          <w:p>
+            <w:r/>
+            <w:r>
+              <w:rPr>
+                <w:sz w:val="18"/>
+              </w:rPr>
+              <w:t>m3/h</w:t>
+            </w:r>
+          </w:p>
+        </w:tc>
+        <w:tc>
+          <w:tcPr>
+            <w:tcW w:type="dxa" w:w="6803"/>
+          </w:tcPr>
+          <w:p>
+            <w:r/>
+            <w:r>
+              <w:rPr>
+                <w:sz w:val="18"/>
+              </w:rPr>
+              <w:t>Cubic metres per hour, a discharge or yield rate</w:t>
+            </w:r>
+          </w:p>
+        </w:tc>
+      </w:tr>
+      <w:tr>
+        <w:tc>
+          <w:tcPr>
+            <w:tcW w:type="dxa" w:w="1984"/>
+          </w:tcPr>
+          <w:p>
+            <w:r/>
+            <w:r>
+              <w:rPr>
+                <w:sz w:val="18"/>
+              </w:rPr>
+              <w:t>LSI / RSI</w:t>
+            </w:r>
+          </w:p>
+        </w:tc>
+        <w:tc>
+          <w:tcPr>
+            <w:tcW w:type="dxa" w:w="6803"/>
+          </w:tcPr>
+          <w:p>
+            <w:r/>
+            <w:r>
+              <w:rPr>
+                <w:sz w:val="18"/>
+              </w:rPr>
+              <w:t>Langelier and Ryznar indices of water corrosivity and scaling</w:t>
+            </w:r>
+          </w:p>
+        </w:tc>
+      </w:tr>
+      <w:tr>
+        <w:tc>
+          <w:tcPr>
+            <w:tcW w:type="dxa" w:w="1984"/>
+          </w:tcPr>
+          <w:p>
+            <w:r/>
+            <w:r>
+              <w:rPr>
+                <w:sz w:val="18"/>
+              </w:rPr>
+              <w:t>WQI</w:t>
+            </w:r>
+          </w:p>
+        </w:tc>
+        <w:tc>
+          <w:tcPr>
+            <w:tcW w:type="dxa" w:w="6803"/>
+          </w:tcPr>
+          <w:p>
+            <w:r/>
+            <w:r>
+              <w:rPr>
+                <w:sz w:val="18"/>
+              </w:rPr>
+              <w:t>Water Quality Index, an aggregate 0-based quality score</w:t>
+            </w:r>
+          </w:p>
+        </w:tc>
+      </w:tr>
+      <w:tr>
+        <w:tc>
+          <w:tcPr>
+            <w:tcW w:type="dxa" w:w="1984"/>
+          </w:tcPr>
+          <w:p>
+            <w:r/>
+            <w:r>
+              <w:rPr>
+                <w:sz w:val="18"/>
+              </w:rPr>
+              <w:t>HI</w:t>
+            </w:r>
+          </w:p>
+        </w:tc>
+        <w:tc>
+          <w:tcPr>
+            <w:tcW w:type="dxa" w:w="6803"/>
+          </w:tcPr>
+          <w:p>
+            <w:r/>
+            <w:r>
+              <w:rPr>
+                <w:sz w:val="18"/>
+              </w:rPr>
+              <w:t>Health Hazard Index, the sum of chronic hazard quotients</w:t>
+            </w:r>
+          </w:p>
+        </w:tc>
+      </w:tr>
+      <w:tr>
+        <w:tc>
+          <w:tcPr>
+            <w:tcW w:type="dxa" w:w="1984"/>
+          </w:tcPr>
+          <w:p>
+            <w:r/>
+            <w:r>
+              <w:rPr>
+                <w:sz w:val="18"/>
+              </w:rPr>
+              <w:t>uPVC</w:t>
+            </w:r>
+          </w:p>
+        </w:tc>
+        <w:tc>
+          <w:tcPr>
+            <w:tcW w:type="dxa" w:w="6803"/>
+          </w:tcPr>
+          <w:p>
+            <w:r/>
+            <w:r>
+              <w:rPr>
+                <w:sz w:val="18"/>
+              </w:rPr>
+              <w:t>Unplasticised polyvinyl chloride, the casing and screen material</w:t>
+            </w:r>
+          </w:p>
+        </w:tc>
+      </w:tr>
+      <w:tr>
+        <w:tc>
+          <w:tcPr>
+            <w:tcW w:type="dxa" w:w="1984"/>
+          </w:tcPr>
+          <w:p>
+            <w:r/>
+            <w:r>
+              <w:rPr>
+                <w:sz w:val="18"/>
+              </w:rPr>
+              <w:t>GPS / UTM</w:t>
+            </w:r>
+          </w:p>
+        </w:tc>
+        <w:tc>
+          <w:tcPr>
+            <w:tcW w:type="dxa" w:w="6803"/>
+          </w:tcPr>
+          <w:p>
+            <w:r/>
+            <w:r>
+              <w:rPr>
+                <w:sz w:val="18"/>
+              </w:rPr>
+              <w:t>Satellite positioning and the Universal Transverse Mercator grid</w:t>
+            </w:r>
+          </w:p>
+        </w:tc>
+      </w:tr>
+      <w:tr>
+        <w:tc>
+          <w:tcPr>
+            <w:tcW w:type="dxa" w:w="1984"/>
+          </w:tcPr>
+          <w:p>
+            <w:r/>
+            <w:r>
+              <w:rPr>
+                <w:sz w:val="18"/>
+              </w:rPr>
+              <w:t>WASH</w:t>
+            </w:r>
+          </w:p>
+        </w:tc>
+        <w:tc>
+          <w:tcPr>
+            <w:tcW w:type="dxa" w:w="6803"/>
+          </w:tcPr>
+          <w:p>
+            <w:r/>
+            <w:r>
+              <w:rPr>
+                <w:sz w:val="18"/>
+              </w:rPr>
+              <w:t>Water, sanitation and hygiene</w:t>
+            </w:r>
+          </w:p>
+        </w:tc>
+      </w:tr>
+      <w:tr>
+        <w:tc>
+          <w:tcPr>
+            <w:tcW w:type="dxa" w:w="1984"/>
+          </w:tcPr>
+          <w:p>
+            <w:r/>
+            <w:r>
+              <w:rPr>
+                <w:sz w:val="18"/>
+              </w:rPr>
+              <w:t>RWSN</w:t>
+            </w:r>
+          </w:p>
+        </w:tc>
+        <w:tc>
+          <w:tcPr>
+            <w:tcW w:type="dxa" w:w="6803"/>
+          </w:tcPr>
+          <w:p>
+            <w:r/>
+            <w:r>
+              <w:rPr>
+                <w:sz w:val="18"/>
+              </w:rPr>
+              <w:t>Rural Water Supply Network</w:t>
+            </w:r>
+          </w:p>
+        </w:tc>
+      </w:tr>
+      <w:tr>
+        <w:tc>
+          <w:tcPr>
+            <w:tcW w:type="dxa" w:w="1984"/>
+          </w:tcPr>
+          <w:p>
+            <w:r/>
+            <w:r>
+              <w:rPr>
+                <w:sz w:val="18"/>
+              </w:rPr>
+              <w:t>SALWACO</w:t>
+            </w:r>
+          </w:p>
+        </w:tc>
+        <w:tc>
+          <w:tcPr>
+            <w:tcW w:type="dxa" w:w="6803"/>
+          </w:tcPr>
+          <w:p>
+            <w:r/>
+            <w:r>
+              <w:rPr>
+                <w:sz w:val="18"/>
+              </w:rPr>
+              <w:t>Sierra Leone Water Company</w:t>
+            </w:r>
+          </w:p>
+        </w:tc>
+      </w:tr>
+      <w:tr>
+        <w:tc>
+          <w:tcPr>
+            <w:tcW w:type="dxa" w:w="1984"/>
+          </w:tcPr>
+          <w:p>
+            <w:r/>
+            <w:r>
+              <w:rPr>
+                <w:sz w:val="18"/>
+              </w:rPr>
+              <w:t>WHO</w:t>
+            </w:r>
+          </w:p>
+        </w:tc>
+        <w:tc>
+          <w:tcPr>
+            <w:tcW w:type="dxa" w:w="6803"/>
+          </w:tcPr>
+          <w:p>
+            <w:r/>
+            <w:r>
+              <w:rPr>
+                <w:sz w:val="18"/>
+              </w:rPr>
+              <w:t>World Health Organization</w:t>
+            </w:r>
+          </w:p>
+        </w:tc>
+      </w:tr>
+      <w:tr>
+        <w:tc>
+          <w:tcPr>
+            <w:tcW w:type="dxa" w:w="1984"/>
+          </w:tcPr>
+          <w:p>
+            <w:r/>
+            <w:r>
+              <w:rPr>
+                <w:sz w:val="18"/>
+              </w:rPr>
+              <w:t>SLSB</w:t>
+            </w:r>
+          </w:p>
+        </w:tc>
+        <w:tc>
+          <w:tcPr>
+            <w:tcW w:type="dxa" w:w="6803"/>
+          </w:tcPr>
+          <w:p>
+            <w:r/>
+            <w:r>
+              <w:rPr>
+                <w:sz w:val="18"/>
+              </w:rPr>
+              <w:t>Sierra Leone Standards Bureau</w:t>
+            </w:r>
+          </w:p>
+        </w:tc>
+      </w:tr>
+    </w:tbl>
+    <w:p/>
     <w:p>
       <w:pPr>
         <w:pStyle w:val="Heading1"/>

--- a/examples/projects/dr_timbo/reports/Dr_Timbo_Handover_Report.docx
+++ b/examples/projects/dr_timbo/reports/Dr_Timbo_Handover_Report.docx
@@ -505,6 +505,57 @@
       </w:tr>
     </w:tbl>
     <w:p/>
+    <w:p>
+      <w:pPr>
+        <w:jc w:val="center"/>
+      </w:pPr>
+      <w:r>
+        <w:drawing>
+          <wp:inline xmlns:a="http://schemas.openxmlformats.org/drawingml/2006/main" xmlns:pic="http://schemas.openxmlformats.org/drawingml/2006/picture">
+            <wp:extent cx="5400000" cy="4957525"/>
+            <wp:docPr id="1" name="Picture 1"/>
+            <wp:cNvGraphicFramePr>
+              <a:graphicFrameLocks noChangeAspect="1"/>
+            </wp:cNvGraphicFramePr>
+            <a:graphic>
+              <a:graphicData uri="http://schemas.openxmlformats.org/drawingml/2006/picture">
+                <pic:pic>
+                  <pic:nvPicPr>
+                    <pic:cNvPr id="0" name="admin_map_8p3260_13p0991.png"/>
+                    <pic:cNvPicPr/>
+                  </pic:nvPicPr>
+                  <pic:blipFill>
+                    <a:blip r:embed="rId10"/>
+                    <a:stretch>
+                      <a:fillRect/>
+                    </a:stretch>
+                  </pic:blipFill>
+                  <pic:spPr>
+                    <a:xfrm>
+                      <a:off x="0" y="0"/>
+                      <a:ext cx="5400000" cy="4957525"/>
+                    </a:xfrm>
+                    <a:prstGeom prst="rect"/>
+                  </pic:spPr>
+                </pic:pic>
+              </a:graphicData>
+            </a:graphic>
+          </wp:inline>
+        </w:drawing>
+      </w:r>
+    </w:p>
+    <w:p>
+      <w:pPr>
+        <w:jc w:val="center"/>
+      </w:pPr>
+      <w:r>
+        <w:rPr>
+          <w:b/>
+          <w:sz w:val="18"/>
+        </w:rPr>
+        <w:t>Figure 1. Location of the water point. Boundaries from geoBoundaries (CC BY 4.0).</w:t>
+      </w:r>
+    </w:p>
     <w:p>
       <w:pPr>
         <w:pStyle w:val="Heading1"/>
@@ -1243,7 +1294,7 @@
         <w:drawing>
           <wp:inline xmlns:a="http://schemas.openxmlformats.org/drawingml/2006/main" xmlns:pic="http://schemas.openxmlformats.org/drawingml/2006/picture">
             <wp:extent cx="4680000" cy="7090333"/>
-            <wp:docPr id="1" name="Picture 1"/>
+            <wp:docPr id="2" name="Picture 2"/>
             <wp:cNvGraphicFramePr>
               <a:graphicFrameLocks noChangeAspect="1"/>
             </wp:cNvGraphicFramePr>
@@ -1255,7 +1306,7 @@
                     <pic:cNvPicPr/>
                   </pic:nvPicPr>
                   <pic:blipFill>
-                    <a:blip r:embed="rId10"/>
+                    <a:blip r:embed="rId11"/>
                     <a:stretch>
                       <a:fillRect/>
                     </a:stretch>
@@ -1283,7 +1334,7 @@
           <w:b/>
           <w:sz w:val="18"/>
         </w:rPr>
-        <w:t>Figure 1. As-built borehole diagram.</w:t>
+        <w:t>Figure 2. As-built borehole diagram.</w:t>
       </w:r>
     </w:p>
     <w:p>

--- a/examples/projects/dr_timbo/reports/Dr_Timbo_Handover_Report.docx
+++ b/examples/projects/dr_timbo/reports/Dr_Timbo_Handover_Report.docx
@@ -413,6 +413,7 @@
               <w:rPr>
                 <w:sz w:val="19"/>
               </w:rPr>
+              <w:t>709,345</w:t>
             </w:r>
           </w:p>
         </w:tc>
@@ -441,6 +442,7 @@
               <w:rPr>
                 <w:sz w:val="19"/>
               </w:rPr>
+              <w:t>920,841</w:t>
             </w:r>
           </w:p>
         </w:tc>
@@ -471,6 +473,7 @@
               <w:rPr>
                 <w:sz w:val="19"/>
               </w:rPr>
+              <w:t>8.32600 N, 13.09910 W</w:t>
             </w:r>
           </w:p>
         </w:tc>
@@ -562,14 +565,6 @@
       </w:pPr>
       <w:r>
         <w:t>2. Works Completed</w:t>
-      </w:r>
-    </w:p>
-    <w:p>
-      <w:pPr>
-        <w:pStyle w:val="ListBullet"/>
-      </w:pPr>
-      <w:r>
-        <w:t>Geophysical siting survey and borehole location selection.</w:t>
       </w:r>
     </w:p>
     <w:p>
